--- a/01-gestao-projeto/09-reunioes-de-cadencia.docx
+++ b/01-gestao-projeto/09-reunioes-de-cadencia.docx
@@ -1334,7 +1334,7 @@
                 <w:rPr>
                   <w:rStyle w:val="Hyperlink"/>
                 </w:rPr>
-                <w:t xml:space="preserve">Definition of Ready</w:t>
+                <w:t xml:space="preserve">Critérios de Preparação</w:t>
               </w:r>
             </w:hyperlink>
           </w:p>
@@ -1901,7 +1901,7 @@
           <w:rPr>
             <w:rStyle w:val="Hyperlink"/>
           </w:rPr>
-          <w:t xml:space="preserve">Definition of Done</w:t>
+          <w:t xml:space="preserve">Critérios de Conclusão</w:t>
         </w:r>
       </w:hyperlink>
       <w:r>
@@ -2373,7 +2373,7 @@
           <w:rPr>
             <w:rStyle w:val="Hyperlink"/>
           </w:rPr>
-          <w:t xml:space="preserve">Incidentes e Post-Mortem</w:t>
+          <w:t xml:space="preserve">Incidentes e Análise Posterior</w:t>
         </w:r>
       </w:hyperlink>
       <w:r>
@@ -3727,7 +3727,7 @@
                 <w:rPr>
                   <w:rStyle w:val="Hyperlink"/>
                 </w:rPr>
-                <w:t xml:space="preserve">Definition of Done</w:t>
+                <w:t xml:space="preserve">Critérios de Conclusão</w:t>
               </w:r>
             </w:hyperlink>
           </w:p>
